--- a/Files/03 - Vayikra/01 - Vayikra/5783/Vayikra 5783.docx
+++ b/Files/03 - Vayikra/01 - Vayikra/5783/Vayikra 5783.docx
@@ -454,7 +454,7 @@
         <w:rPr>
           <w:rFonts w:ascii="Times New Roman" w:hAnsi="Times New Roman" w:cs="Times New Roman"/>
         </w:rPr>
-        <w:t xml:space="preserve"> . Many view it as esoteric, yet in the Hirsch</w:t>
+        <w:t xml:space="preserve"> . Many view it as esoteric, yet in the Hirsch </w:t>
       </w:r>
       <w:r>
         <w:rPr>
@@ -637,7 +637,7 @@
         <w:rPr>
           <w:rFonts w:ascii="Times New Roman" w:hAnsi="Times New Roman" w:cs="Times New Roman"/>
         </w:rPr>
-        <w:t xml:space="preserve"> in</w:t>
+        <w:t xml:space="preserve"> in </w:t>
       </w:r>
       <w:r>
         <w:rPr>
@@ -875,7 +875,7 @@
         <w:rPr>
           <w:rFonts w:ascii="Times New Roman" w:hAnsi="Times New Roman" w:cs="Times New Roman"/>
         </w:rPr>
-        <w:t xml:space="preserve"> continues</w:t>
+        <w:t xml:space="preserve"> continues </w:t>
       </w:r>
       <w:r>
         <w:rPr>
@@ -2489,7 +2489,7 @@
         <w:rPr>
           <w:rFonts w:ascii="Times New Roman" w:hAnsi="Times New Roman" w:cs="Times New Roman"/>
         </w:rPr>
-        <w:t>The answer is in the famous vort</w:t>
+        <w:t xml:space="preserve">The answer is in the famous vort </w:t>
       </w:r>
       <w:r>
         <w:rPr>
@@ -2924,7 +2924,7 @@
         <w:rPr>
           <w:rFonts w:ascii="Times New Roman" w:hAnsi="Times New Roman" w:cs="Times New Roman"/>
         </w:rPr>
-        <w:t>of my</w:t>
+        <w:t xml:space="preserve">of my </w:t>
       </w:r>
       <w:r>
         <w:rPr>
@@ -3112,7 +3112,7 @@
         <w:rPr>
           <w:rFonts w:ascii="Times New Roman" w:hAnsi="Times New Roman" w:cs="Times New Roman"/>
         </w:rPr>
-        <w:t>, and my</w:t>
+        <w:t xml:space="preserve">, and my </w:t>
       </w:r>
       <w:r>
         <w:rPr>

--- a/Files/03 - Vayikra/01 - Vayikra/5783/Vayikra 5783.docx
+++ b/Files/03 - Vayikra/01 - Vayikra/5783/Vayikra 5783.docx
@@ -2872,7 +2872,7 @@
           <w:rFonts w:ascii="Times New Roman" w:hAnsi="Times New Roman" w:cs="Times New Roman"/>
           <w:rtl/>
         </w:rPr>
-        <w:t>"</w:t>
+        <w:t>״</w:t>
       </w:r>
       <w:r>
         <w:rPr>
